--- a/examples/example.docx
+++ b/examples/example.docx
@@ -12,14 +12,6 @@
     </w:p>
     <w:p>
       <w:pPr>
-        <w:pStyle w:val="Subtitle"/>
-      </w:pPr>
-      <w:r>
-        <w:t xml:space="preserve">Manuscript ID 2026-0123: A Tutorial on Things</w:t>
-      </w:r>
-    </w:p>
-    <w:p>
-      <w:pPr>
         <w:pStyle w:val="Author"/>
       </w:pPr>
       <w:r>
@@ -45,353 +37,95 @@
     <w:p>
       <w:pPr>
         <w:pStyle w:val="FirstParagraph"/>
-      </w:pPr>
-      <w:r>
-        <w:t xml:space="preserve">We thank the editor and both reviewers for their constructive feedback.</w:t>
-      </w:r>
-      <w:r>
-        <w:t xml:space="preserve"> </w:t>
-      </w:r>
-      <w:r>
-        <w:t xml:space="preserve">Below we address each comment in turn: the reviewer’s comment appears in a</w:t>
-      </w:r>
-      <w:r>
-        <w:t xml:space="preserve"> </w:t>
-      </w:r>
-      <w:r>
-        <w:t xml:space="preserve">red box, our reply in a blue box, verbatim quotes from the revised</w:t>
-      </w:r>
-      <w:r>
-        <w:t xml:space="preserve"> </w:t>
-      </w:r>
-      <w:r>
-        <w:t xml:space="preserve">manuscript in grey boxes, and the resulting changes in green boxes.</w:t>
-      </w:r>
-    </w:p>
-    <w:bookmarkStart w:id="22" w:name="reviewer-1"/>
-    <w:p>
-      <w:pPr>
-        <w:pStyle w:val="Heading1"/>
-      </w:pPr>
-      <w:r>
-        <w:t xml:space="preserve">Reviewer 1</w:t>
-      </w:r>
-    </w:p>
-    <w:bookmarkStart w:id="20" w:name="cmt-1-1"/>
-    <w:p>
-      <w:pPr>
-        <w:pStyle w:val="ResponseLabel"/>
       </w:pPr>
       <w:r>
         <w:rPr>
           <w:b/>
           <w:bCs/>
         </w:rPr>
-        <w:t xml:space="preserve">Comment 1.1</w:t>
-      </w:r>
-    </w:p>
-    <w:p>
-      <w:pPr>
-        <w:pStyle w:val="ResponseComment"/>
-      </w:pPr>
-      <w:r>
-        <w:t xml:space="preserve">The authors state that the default priors are weakly informative, but they</w:t>
-      </w:r>
-      <w:r>
-        <w:t xml:space="preserve"> </w:t>
-      </w:r>
-      <w:r>
-        <w:t xml:space="preserve">neither show nor discuss the appropriateness of these priors for their</w:t>
-      </w:r>
-      <w:r>
-        <w:t xml:space="preserve"> </w:t>
-      </w:r>
-      <w:r>
-        <w:t xml:space="preserve">model comparisons.</w:t>
-      </w:r>
-    </w:p>
-    <w:bookmarkEnd w:id="20"/>
-    <w:p>
-      <w:pPr>
-        <w:pStyle w:val="ResponseLabel"/>
-      </w:pPr>
+        <w:t xml:space="preserve">Re: Manuscript JBS-2026-0147 — </w:t>
+      </w:r>
       <w:r>
         <w:rPr>
           <w:b/>
           <w:bCs/>
         </w:rPr>
-        <w:t xml:space="preserve">Reply:</w:t>
-      </w:r>
-    </w:p>
-    <w:p>
-      <w:pPr>
-        <w:pStyle w:val="ResponseReply"/>
-      </w:pPr>
-      <w:r>
-        <w:t xml:space="preserve">The concern is well-founded. We now state the default priors numerically in</w:t>
-      </w:r>
-      <w:r>
-        <w:t xml:space="preserve"> </w:t>
-      </w:r>
-      <w:r>
-        <w:t xml:space="preserve">the main text:</w:t>
-      </w:r>
-    </w:p>
-    <w:p>
-      <w:pPr>
-        <w:pStyle w:val="ResponseLabel"/>
+        <w:t xml:space="preserve">“Effects of Spaced Practice on Long-Term Retention”</w:t>
+      </w:r>
+    </w:p>
+    <w:p>
+      <w:pPr>
+        <w:pStyle w:val="BodyText"/>
+      </w:pPr>
+      <w:r>
+        <w:rPr>
+          <w:i/>
+          <w:iCs/>
+        </w:rPr>
+        <w:t xml:space="preserve">Journal of Behavioral Science</w:t>
+      </w:r>
+      <w:r>
+        <w:t xml:space="preserve"> · Revision 1</w:t>
+      </w:r>
+    </w:p>
+    <w:p>
+      <w:pPr>
+        <w:pStyle w:val="BodyText"/>
+      </w:pPr>
+      <w:r>
+        <w:t xml:space="preserve">Dr. Maria Keller, Action Editor</w:t>
+      </w:r>
+    </w:p>
+    <w:p>
+      <w:pPr>
+        <w:pStyle w:val="BodyText"/>
+      </w:pPr>
+      <w:r>
+        <w:t xml:space="preserve">Dear Dr. Maria Keller,</w:t>
+      </w:r>
+    </w:p>
+    <w:p>
+      <w:pPr>
+        <w:pStyle w:val="BodyText"/>
+      </w:pPr>
+      <w:r>
+        <w:t xml:space="preserve">Thank you for the opportunity to revise our manuscript. We have addressed every</w:t>
+      </w:r>
+      <w:r>
+        <w:t xml:space="preserve"> </w:t>
+      </w:r>
+      <w:r>
+        <w:t xml:space="preserve">comment from you and both reviewers point-by-point below. Reviewer comments</w:t>
+      </w:r>
+      <w:r>
+        <w:t xml:space="preserve"> </w:t>
+      </w:r>
+      <w:r>
+        <w:t xml:space="preserve">appear in red boxes, our replies in blue boxes, verbatim text from the revised</w:t>
+      </w:r>
+      <w:r>
+        <w:t xml:space="preserve"> </w:t>
+      </w:r>
+      <w:r>
+        <w:t xml:space="preserve">manuscript in grey boxes, and the resulting changes in green boxes. All page</w:t>
+      </w:r>
+      <w:r>
+        <w:t xml:space="preserve"> </w:t>
+      </w:r>
+      <w:r>
+        <w:t xml:space="preserve">numbers refer to the revised manuscript with tracked changes.</w:t>
+      </w:r>
+    </w:p>
+    <w:p>
+      <w:pPr>
+        <w:pStyle w:val="BodyText"/>
       </w:pPr>
       <w:r>
         <w:rPr>
           <w:b/>
           <w:bCs/>
         </w:rPr>
-        <w:t xml:space="preserve">Manuscript (Tutorial 1, Model Specification):</w:t>
-      </w:r>
-    </w:p>
-    <w:p>
-      <w:pPr>
-        <w:pStyle w:val="ResponseQuote"/>
-      </w:pPr>
-      <w:r>
-        <w:t xml:space="preserve">The package sets weakly informative default priors based on known parameter</w:t>
-      </w:r>
-      <w:r>
-        <w:t xml:space="preserve"> </w:t>
-      </w:r>
-      <w:r>
-        <w:t xml:space="preserve">ranges: with cell means coding, each condition intercept receives a</w:t>
-      </w:r>
-      <w:r>
-        <w:t xml:space="preserve"> </w:t>
-      </w:r>
-      <m:oMath>
-        <m:r>
-          <m:rPr>
-            <m:sty m:val="p"/>
-            <m:scr m:val="script"/>
-          </m:rPr>
-          <m:t>N</m:t>
-        </m:r>
-        <m:d>
-          <m:dPr>
-            <m:begChr m:val="("/>
-            <m:sepChr m:val=""/>
-            <m:endChr m:val=")"/>
-            <m:grow/>
-          </m:dPr>
-          <m:e>
-            <m:r>
-              <m:t>1</m:t>
-            </m:r>
-            <m:r>
-              <m:rPr>
-                <m:sty m:val="p"/>
-              </m:rPr>
-              <m:t>,</m:t>
-            </m:r>
-            <m:sSup>
-              <m:e>
-                <m:r>
-                  <m:t>0.5</m:t>
-                </m:r>
-              </m:e>
-              <m:sup>
-                <m:r>
-                  <m:t>2</m:t>
-                </m:r>
-              </m:sup>
-            </m:sSup>
-          </m:e>
-        </m:d>
-      </m:oMath>
-      <w:r>
-        <w:t xml:space="preserve"> </w:t>
-      </w:r>
-      <w:r>
-        <w:t xml:space="preserve">prior.</w:t>
-      </w:r>
-    </w:p>
-    <w:p>
-      <w:pPr>
-        <w:pStyle w:val="ResponseReply"/>
-      </w:pPr>
-      <w:r>
-        <w:t xml:space="preserve">We also added a prior sensitivity analysis. Markdown works natively inside</w:t>
-      </w:r>
-      <w:r>
-        <w:t xml:space="preserve"> </w:t>
-      </w:r>
-      <w:r>
-        <w:t xml:space="preserve">replies, including tables:</w:t>
-      </w:r>
-    </w:p>
-    <w:tbl>
-      <w:tblPr>
-        <w:tblStyle w:val="Table"/>
-        <w:tblW w:type="auto" w:w="0"/>
-        <w:tblLook w:firstRow="1" w:lastRow="0" w:firstColumn="0" w:lastColumn="0" w:noHBand="0" w:noVBand="0" w:val="0020"/>
-      </w:tblPr>
-      <w:tblGrid>
-        <w:gridCol w:w="2640"/>
-        <w:gridCol w:w="2640"/>
-        <w:gridCol w:w="2640"/>
-      </w:tblGrid>
-      <w:tr>
-        <w:trPr>
-          <w:tblHeader w:val="on"/>
-        </w:trPr>
-        <w:tc>
-          <w:tcPr/>
-          <w:p>
-            <w:pPr>
-              <w:pStyle w:val="Compact"/>
-            </w:pPr>
-            <w:r>
-              <w:t xml:space="preserve">Prior predictive</w:t>
-            </w:r>
-          </w:p>
-        </w:tc>
-        <w:tc>
-          <w:tcPr/>
-          <w:p>
-            <w:pPr>
-              <w:pStyle w:val="Compact"/>
-            </w:pPr>
-            <m:oMath>
-              <m:r>
-                <m:t>B</m:t>
-              </m:r>
-              <m:sSub>
-                <m:e>
-                  <m:r>
-                    <m:t>F</m:t>
-                  </m:r>
-                </m:e>
-                <m:sub>
-                  <m:r>
-                    <m:t>10</m:t>
-                  </m:r>
-                </m:sub>
-              </m:sSub>
-            </m:oMath>
-          </w:p>
-        </w:tc>
-        <w:tc>
-          <w:tcPr/>
-          <w:p>
-            <w:pPr>
-              <w:pStyle w:val="Compact"/>
-            </w:pPr>
-            <w:r>
-              <w:t xml:space="preserve">Favored</w:t>
-            </w:r>
-          </w:p>
-        </w:tc>
-      </w:tr>
-      <w:tr>
-        <w:tc>
-          <w:tcPr/>
-          <w:p>
-            <w:pPr>
-              <w:pStyle w:val="Compact"/>
-            </w:pPr>
-            <w:r>
-              <w:t xml:space="preserve">Default</w:t>
-            </w:r>
-          </w:p>
-        </w:tc>
-        <w:tc>
-          <w:tcPr/>
-          <w:p>
-            <w:pPr>
-              <w:pStyle w:val="Compact"/>
-            </w:pPr>
-            <m:oMath>
-              <m:r>
-                <m:t>6.1</m:t>
-              </m:r>
-              <m:r>
-                <m:rPr>
-                  <m:sty m:val="p"/>
-                </m:rPr>
-                <m:t>×</m:t>
-              </m:r>
-              <m:sSup>
-                <m:e>
-                  <m:r>
-                    <m:t>10</m:t>
-                  </m:r>
-                </m:e>
-                <m:sup>
-                  <m:r>
-                    <m:t>7</m:t>
-                  </m:r>
-                </m:sup>
-              </m:sSup>
-            </m:oMath>
-          </w:p>
-        </w:tc>
-        <w:tc>
-          <w:tcPr/>
-          <w:p>
-            <w:pPr>
-              <w:pStyle w:val="Compact"/>
-            </w:pPr>
-            <w:r>
-              <w:t xml:space="preserve">Model A</w:t>
-            </w:r>
-          </w:p>
-        </w:tc>
-      </w:tr>
-      <w:tr>
-        <w:tc>
-          <w:tcPr/>
-          <w:p>
-            <w:pPr>
-              <w:pStyle w:val="Compact"/>
-            </w:pPr>
-            <w:r>
-              <w:t xml:space="preserve">Matched</w:t>
-            </w:r>
-          </w:p>
-        </w:tc>
-        <w:tc>
-          <w:tcPr/>
-          <w:p>
-            <w:pPr>
-              <w:pStyle w:val="Compact"/>
-            </w:pPr>
-            <m:oMath>
-              <m:r>
-                <m:t>576</m:t>
-              </m:r>
-            </m:oMath>
-          </w:p>
-        </w:tc>
-        <w:tc>
-          <w:tcPr/>
-          <w:p>
-            <w:pPr>
-              <w:pStyle w:val="Compact"/>
-            </w:pPr>
-            <w:r>
-              <w:t xml:space="preserve">Model A</w:t>
-            </w:r>
-          </w:p>
-        </w:tc>
-      </w:tr>
-    </w:tbl>
-    <w:p>
-      <w:pPr>
-        <w:pStyle w:val="ResponseLabel"/>
-      </w:pPr>
-      <w:r>
-        <w:rPr>
-          <w:b/>
-          <w:bCs/>
-        </w:rPr>
-        <w:t xml:space="preserve">Changes:</w:t>
+        <w:t xml:space="preserve">Summary of Changes</w:t>
       </w:r>
     </w:p>
     <w:p>
@@ -402,15 +136,19 @@
           <w:numId w:val="1001"/>
         </w:numPr>
       </w:pPr>
-      <w:r>
-        <w:rPr>
-          <w:b/>
-          <w:bCs/>
-        </w:rPr>
-        <w:t xml:space="preserve">Tutorial 1 &gt; Model Specification</w:t>
-      </w:r>
-      <w:r>
-        <w:t xml:space="preserve">: default priors stated numerically</w:t>
+      <w:hyperlink w:anchor="cmt-E-1">
+        <w:r>
+          <w:rPr>
+            <w:rStyle w:val="Hyperlink"/>
+          </w:rPr>
+          <w:t xml:space="preserve">Comment E.1</w:t>
+        </w:r>
+      </w:hyperlink>
+      <w:r>
+        <w:t xml:space="preserve"> </w:t>
+      </w:r>
+      <w:r>
+        <w:t xml:space="preserve">✓ — data and analysis scripts made openly available</w:t>
       </w:r>
     </w:p>
     <w:p>
@@ -421,67 +159,52 @@
           <w:numId w:val="1001"/>
         </w:numPr>
       </w:pPr>
-      <w:r>
-        <w:rPr>
-          <w:b/>
-          <w:bCs/>
-        </w:rPr>
-        <w:t xml:space="preserve">Supplement 1, Section 1</w:t>
-      </w:r>
-      <w:r>
-        <w:t xml:space="preserve">: full prior sensitivity analysis added</w:t>
-      </w:r>
-    </w:p>
-    <w:bookmarkStart w:id="21" w:name="cmt-1-2"/>
-    <w:p>
-      <w:pPr>
-        <w:pStyle w:val="ResponseLabel"/>
-      </w:pPr>
-      <w:r>
-        <w:rPr>
-          <w:b/>
-          <w:bCs/>
-        </w:rPr>
-        <w:t xml:space="preserve">Comment 1.2</w:t>
-      </w:r>
-    </w:p>
-    <w:p>
-      <w:pPr>
-        <w:pStyle w:val="ResponseComment"/>
-      </w:pPr>
-      <w:r>
-        <w:t xml:space="preserve">The estimates in Table 2 appear unstable; please report their variability.</w:t>
-      </w:r>
-    </w:p>
-    <w:bookmarkEnd w:id="21"/>
-    <w:p>
-      <w:pPr>
-        <w:pStyle w:val="ResponseLabel"/>
-      </w:pPr>
-      <w:r>
-        <w:rPr>
-          <w:b/>
-          <w:bCs/>
-        </w:rPr>
-        <w:t xml:space="preserve">Reply:</w:t>
-      </w:r>
-    </w:p>
-    <w:p>
-      <w:pPr>
-        <w:pStyle w:val="ResponseReply"/>
-      </w:pPr>
-      <w:r>
-        <w:t xml:space="preserve">We agree and now report the median and range across 10 repetitions. This</w:t>
-      </w:r>
-      <w:r>
-        <w:t xml:space="preserve"> </w:t>
-      </w:r>
-      <w:r>
-        <w:t xml:space="preserve">also addresses the related point raised in</w:t>
-      </w:r>
-      <w:r>
-        <w:t xml:space="preserve"> </w:t>
-      </w:r>
+      <w:hyperlink w:anchor="cmt-1-1">
+        <w:r>
+          <w:rPr>
+            <w:rStyle w:val="Hyperlink"/>
+          </w:rPr>
+          <w:t xml:space="preserve">Comment 1.1</w:t>
+        </w:r>
+      </w:hyperlink>
+      <w:r>
+        <w:t xml:space="preserve"> </w:t>
+      </w:r>
+      <w:r>
+        <w:t xml:space="preserve">✓ — sample size justified by an a priori power analysis</w:t>
+      </w:r>
+    </w:p>
+    <w:p>
+      <w:pPr>
+        <w:pStyle w:val="Compact"/>
+        <w:numPr>
+          <w:ilvl w:val="0"/>
+          <w:numId w:val="1001"/>
+        </w:numPr>
+      </w:pPr>
+      <w:hyperlink w:anchor="cmt-1-2">
+        <w:r>
+          <w:rPr>
+            <w:rStyle w:val="Hyperlink"/>
+          </w:rPr>
+          <w:t xml:space="preserve">Comment 1.2</w:t>
+        </w:r>
+      </w:hyperlink>
+      <w:r>
+        <w:t xml:space="preserve"> </w:t>
+      </w:r>
+      <w:r>
+        <w:t xml:space="preserve">(partially addressed) — central effect holds across three analytic choices</w:t>
+      </w:r>
+    </w:p>
+    <w:p>
+      <w:pPr>
+        <w:pStyle w:val="Compact"/>
+        <w:numPr>
+          <w:ilvl w:val="0"/>
+          <w:numId w:val="1001"/>
+        </w:numPr>
+      </w:pPr>
       <w:hyperlink w:anchor="cmt-2-1">
         <w:r>
           <w:rPr>
@@ -494,37 +217,16 @@
         <w:t xml:space="preserve"> </w:t>
       </w:r>
       <w:r>
-        <w:t xml:space="preserve">below.</w:t>
-      </w:r>
-      <w:r>
-        <w:t xml:space="preserve"> </w:t>
-      </w:r>
-      <w:r>
-        <w:t xml:space="preserve">A deliberately long reply can be used to check that boxes break across</w:t>
-      </w:r>
-      <w:r>
-        <w:t xml:space="preserve"> </w:t>
-      </w:r>
-      <w:r>
-        <w:t xml:space="preserve">pages in the PDF output. Lorem ipsum dolor sit amet, consectetur</w:t>
-      </w:r>
-      <w:r>
-        <w:t xml:space="preserve"> </w:t>
-      </w:r>
-      <w:r>
-        <w:t xml:space="preserve">adipiscing elit, sed do eiusmod tempor incididunt ut labore et dolore</w:t>
-      </w:r>
-      <w:r>
-        <w:t xml:space="preserve"> </w:t>
-      </w:r>
-      <w:r>
-        <w:t xml:space="preserve">magna aliqua. Ut enim ad minim veniam, quis nostrud exercitation ullamco</w:t>
-      </w:r>
-      <w:r>
-        <w:t xml:space="preserve"> </w:t>
-      </w:r>
-      <w:r>
-        <w:t xml:space="preserve">laboris nisi ut aliquip ex ea commodo consequat.</w:t>
+        <w:t xml:space="preserve">✓ — effect situated relative to prior estimates</w:t>
+      </w:r>
+    </w:p>
+    <w:bookmarkStart w:id="21" w:name="editor"/>
+    <w:p>
+      <w:pPr>
+        <w:pStyle w:val="Heading1"/>
+      </w:pPr>
+      <w:r>
+        <w:t xml:space="preserve">Editor</w:t>
       </w:r>
     </w:p>
     <w:p>
@@ -536,54 +238,7 @@
           <w:b/>
           <w:bCs/>
         </w:rPr>
-        <w:t xml:space="preserve">Changes:</w:t>
-      </w:r>
-    </w:p>
-    <w:p>
-      <w:pPr>
-        <w:pStyle w:val="Compact"/>
-        <w:numPr>
-          <w:ilvl w:val="0"/>
-          <w:numId w:val="1002"/>
-        </w:numPr>
-      </w:pPr>
-      <w:r>
-        <w:rPr>
-          <w:b/>
-          <w:bCs/>
-        </w:rPr>
-        <w:t xml:space="preserve">Results</w:t>
-      </w:r>
-      <w:r>
-        <w:t xml:space="preserve">: all estimates reported as median with min–max range</w:t>
-      </w:r>
-    </w:p>
-    <w:p>
-      <w:r>
-        <w:br w:type="page"/>
-      </w:r>
-    </w:p>
-    <w:bookmarkEnd w:id="22"/>
-    <w:bookmarkStart w:id="24" w:name="reviewer-2"/>
-    <w:p>
-      <w:pPr>
-        <w:pStyle w:val="Heading1"/>
-      </w:pPr>
-      <w:r>
-        <w:t xml:space="preserve">Reviewer 2</w:t>
-      </w:r>
-    </w:p>
-    <w:bookmarkStart w:id="23" w:name="cmt-2-1"/>
-    <w:p>
-      <w:pPr>
-        <w:pStyle w:val="ResponseLabel"/>
-      </w:pPr>
-      <w:r>
-        <w:rPr>
-          <w:b/>
-          <w:bCs/>
-        </w:rPr>
-        <w:t xml:space="preserve">Comment 2.1</w:t>
+        <w:t xml:space="preserve">Comment:</w:t>
       </w:r>
     </w:p>
     <w:p>
@@ -591,10 +246,21 @@
         <w:pStyle w:val="ResponseComment"/>
       </w:pPr>
       <w:r>
-        <w:t xml:space="preserve">Please clarify how the proposed approach relates to the broader literature.</w:t>
-      </w:r>
-    </w:p>
-    <w:bookmarkEnd w:id="23"/>
+        <w:t xml:space="preserve">Both reviewers find the question timely and the design sound. They converge,</w:t>
+      </w:r>
+      <w:r>
+        <w:t xml:space="preserve"> </w:t>
+      </w:r>
+      <w:r>
+        <w:t xml:space="preserve">however, on the analysis: the sample-size justification and the robustness of</w:t>
+      </w:r>
+      <w:r>
+        <w:t xml:space="preserve"> </w:t>
+      </w:r>
+      <w:r>
+        <w:t xml:space="preserve">the central effect both need strengthening before the paper can be accepted.</w:t>
+      </w:r>
+    </w:p>
     <w:p>
       <w:pPr>
         <w:pStyle w:val="ResponseLabel"/>
@@ -612,13 +278,39 @@
         <w:pStyle w:val="ResponseReply"/>
       </w:pPr>
       <w:r>
-        <w:t xml:space="preserve">We added a paragraph relating the approach to prior work; see also our</w:t>
-      </w:r>
-      <w:r>
-        <w:t xml:space="preserve"> </w:t>
-      </w:r>
-      <w:r>
-        <w:t xml:space="preserve">reply to</w:t>
+        <w:t xml:space="preserve">We thank the editor for handling our manuscript and for the concise synthesis</w:t>
+      </w:r>
+      <w:r>
+        <w:t xml:space="preserve"> </w:t>
+      </w:r>
+      <w:r>
+        <w:t xml:space="preserve">of the reviews. We have strengthened both points the reviewers raise: the</w:t>
+      </w:r>
+      <w:r>
+        <w:t xml:space="preserve"> </w:t>
+      </w:r>
+      <w:r>
+        <w:t xml:space="preserve">sample size is now justified by an a priori power analysis (see</w:t>
+      </w:r>
+      <w:r>
+        <w:t xml:space="preserve"> </w:t>
+      </w:r>
+      <w:hyperlink w:anchor="cmt-1-1">
+        <w:r>
+          <w:rPr>
+            <w:rStyle w:val="Hyperlink"/>
+          </w:rPr>
+          <w:t xml:space="preserve">Comment 1.1</w:t>
+        </w:r>
+      </w:hyperlink>
+      <w:r>
+        <w:t xml:space="preserve">), and the central effect is reported under three</w:t>
+      </w:r>
+      <w:r>
+        <w:t xml:space="preserve"> </w:t>
+      </w:r>
+      <w:r>
+        <w:t xml:space="preserve">analytic choices (see</w:t>
       </w:r>
       <w:r>
         <w:t xml:space="preserve"> </w:t>
@@ -632,7 +324,231 @@
         </w:r>
       </w:hyperlink>
       <w:r>
-        <w:t xml:space="preserve">, which reports the new stability analysis.</w:t>
+        <w:t xml:space="preserve">).</w:t>
+      </w:r>
+    </w:p>
+    <w:bookmarkStart w:id="20" w:name="cmt-E-1"/>
+    <w:p>
+      <w:pPr>
+        <w:pStyle w:val="ResponseLabel"/>
+      </w:pPr>
+      <w:r>
+        <w:rPr>
+          <w:b/>
+          <w:bCs/>
+        </w:rPr>
+        <w:t xml:space="preserve">Comment E.1</w:t>
+      </w:r>
+    </w:p>
+    <w:p>
+      <w:pPr>
+        <w:pStyle w:val="ResponseComment"/>
+      </w:pPr>
+      <w:r>
+        <w:t xml:space="preserve">Please confirm that the data and analysis scripts are available, and state</w:t>
+      </w:r>
+      <w:r>
+        <w:t xml:space="preserve"> </w:t>
+      </w:r>
+      <w:r>
+        <w:t xml:space="preserve">where, in line with the journal’s open-science policy.</w:t>
+      </w:r>
+    </w:p>
+    <w:bookmarkEnd w:id="20"/>
+    <w:p>
+      <w:pPr>
+        <w:pStyle w:val="ResponseLabel"/>
+      </w:pPr>
+      <w:r>
+        <w:rPr>
+          <w:b/>
+          <w:bCs/>
+        </w:rPr>
+        <w:t xml:space="preserve">Reply ✓:</w:t>
+      </w:r>
+    </w:p>
+    <w:p>
+      <w:pPr>
+        <w:pStyle w:val="ResponseReply"/>
+      </w:pPr>
+      <w:r>
+        <w:t xml:space="preserve">The data and analysis scripts are openly available on the OSF (link in the</w:t>
+      </w:r>
+      <w:r>
+        <w:t xml:space="preserve"> </w:t>
+      </w:r>
+      <w:r>
+        <w:t xml:space="preserve">manuscript). We now state this in a Data Availability statement (p. 18).</w:t>
+      </w:r>
+    </w:p>
+    <w:p>
+      <w:r>
+        <w:br w:type="page"/>
+      </w:r>
+    </w:p>
+    <w:bookmarkEnd w:id="21"/>
+    <w:bookmarkStart w:id="25" w:name="reviewer-1"/>
+    <w:p>
+      <w:pPr>
+        <w:pStyle w:val="Heading1"/>
+      </w:pPr>
+      <w:r>
+        <w:t xml:space="preserve">Reviewer 1</w:t>
+      </w:r>
+    </w:p>
+    <w:bookmarkStart w:id="22" w:name="cmt-1-1"/>
+    <w:p>
+      <w:pPr>
+        <w:pStyle w:val="ResponseLabel"/>
+      </w:pPr>
+      <w:r>
+        <w:rPr>
+          <w:b/>
+          <w:bCs/>
+        </w:rPr>
+        <w:t xml:space="preserve">Comment 1.1</w:t>
+      </w:r>
+    </w:p>
+    <w:p>
+      <w:pPr>
+        <w:pStyle w:val="ResponseComment"/>
+      </w:pPr>
+      <w:r>
+        <w:t xml:space="preserve">The study may be underpowered. The authors report a sample of 96 participants</w:t>
+      </w:r>
+      <w:r>
+        <w:t xml:space="preserve"> </w:t>
+      </w:r>
+      <w:r>
+        <w:t xml:space="preserve">but give no justification for this number. Please report a power analysis or</w:t>
+      </w:r>
+      <w:r>
+        <w:t xml:space="preserve"> </w:t>
+      </w:r>
+      <w:r>
+        <w:t xml:space="preserve">otherwise justify the sample size.</w:t>
+      </w:r>
+    </w:p>
+    <w:bookmarkEnd w:id="22"/>
+    <w:p>
+      <w:pPr>
+        <w:pStyle w:val="ResponseLabel"/>
+      </w:pPr>
+      <w:r>
+        <w:rPr>
+          <w:b/>
+          <w:bCs/>
+        </w:rPr>
+        <w:t xml:space="preserve">Reply ✓:</w:t>
+      </w:r>
+    </w:p>
+    <w:p>
+      <w:pPr>
+        <w:pStyle w:val="ResponseReply"/>
+      </w:pPr>
+      <w:r>
+        <w:t xml:space="preserve">The reviewer is right that the original submission did not justify the sample</w:t>
+      </w:r>
+      <w:r>
+        <w:t xml:space="preserve"> </w:t>
+      </w:r>
+      <w:r>
+        <w:t xml:space="preserve">size. We set the target sample a priori from a power analysis, which we now</w:t>
+      </w:r>
+      <w:r>
+        <w:t xml:space="preserve"> </w:t>
+      </w:r>
+      <w:r>
+        <w:t xml:space="preserve">report in the Method:</w:t>
+      </w:r>
+    </w:p>
+    <w:p>
+      <w:pPr>
+        <w:pStyle w:val="ResponseLabel"/>
+      </w:pPr>
+      <w:r>
+        <w:rPr>
+          <w:b/>
+          <w:bCs/>
+        </w:rPr>
+        <w:t xml:space="preserve">Manuscript (Method, p. 6):</w:t>
+      </w:r>
+    </w:p>
+    <w:p>
+      <w:pPr>
+        <w:pStyle w:val="ResponseQuote"/>
+      </w:pPr>
+      <w:r>
+        <w:t xml:space="preserve">A power analysis for the within-subjects comparison (</w:t>
+      </w:r>
+      <m:oMath>
+        <m:sSub>
+          <m:e>
+            <m:r>
+              <m:t>d</m:t>
+            </m:r>
+          </m:e>
+          <m:sub>
+            <m:r>
+              <m:t>z</m:t>
+            </m:r>
+          </m:sub>
+        </m:sSub>
+        <m:r>
+          <m:rPr>
+            <m:sty m:val="p"/>
+          </m:rPr>
+          <m:t>=</m:t>
+        </m:r>
+        <m:r>
+          <m:t>0.35</m:t>
+        </m:r>
+      </m:oMath>
+      <w:r>
+        <w:t xml:space="preserve">,</w:t>
+      </w:r>
+      <w:r>
+        <w:t xml:space="preserve"> </w:t>
+      </w:r>
+      <m:oMath>
+        <m:r>
+          <m:t>α</m:t>
+        </m:r>
+        <m:r>
+          <m:rPr>
+            <m:sty m:val="p"/>
+          </m:rPr>
+          <m:t>=</m:t>
+        </m:r>
+        <m:r>
+          <m:t>.05</m:t>
+        </m:r>
+      </m:oMath>
+      <w:r>
+        <w:t xml:space="preserve">, power</w:t>
+      </w:r>
+      <w:r>
+        <w:t xml:space="preserve"> </w:t>
+      </w:r>
+      <m:oMath>
+        <m:r>
+          <m:rPr>
+            <m:sty m:val="p"/>
+          </m:rPr>
+          <m:t>=</m:t>
+        </m:r>
+        <m:r>
+          <m:t>.90</m:t>
+        </m:r>
+      </m:oMath>
+      <w:r>
+        <w:t xml:space="preserve">) indicated a required sample of 90 participants;</w:t>
+      </w:r>
+      <w:r>
+        <w:t xml:space="preserve"> </w:t>
+      </w:r>
+      <w:r>
+        <w:t xml:space="preserve">we recruited 96 to allow for exclusions.</w:t>
       </w:r>
     </w:p>
     <w:p>
@@ -649,28 +565,698 @@
     </w:p>
     <w:p>
       <w:pPr>
-        <w:pStyle w:val="Compact"/>
-        <w:numPr>
-          <w:ilvl w:val="0"/>
-          <w:numId w:val="1003"/>
-        </w:numPr>
-      </w:pPr>
+        <w:pStyle w:val="ResponseChangesList"/>
+      </w:pPr>
+      <w:r>
+        <w:t xml:space="preserve">• </w:t>
+      </w:r>
       <w:r>
         <w:rPr>
           <w:b/>
           <w:bCs/>
         </w:rPr>
-        <w:t xml:space="preserve">Introduction</w:t>
-      </w:r>
-      <w:r>
-        <w:t xml:space="preserve">: added paragraph relating the approach to prior work</w:t>
-      </w:r>
-    </w:p>
-    <w:bookmarkEnd w:id="24"/>
+        <w:t xml:space="preserve">Method &gt; Participants</w:t>
+      </w:r>
+      <w:r>
+        <w:t xml:space="preserve">: a priori power analysis added (p. 6)</w:t>
+      </w:r>
+    </w:p>
+    <w:bookmarkStart w:id="23" w:name="cmt-1-2"/>
+    <w:p>
+      <w:pPr>
+        <w:pStyle w:val="ResponseLabel"/>
+      </w:pPr>
+      <w:r>
+        <w:rPr>
+          <w:b/>
+          <w:bCs/>
+        </w:rPr>
+        <w:t xml:space="preserve">Comment 1.2</w:t>
+      </w:r>
+    </w:p>
+    <w:p>
+      <w:pPr>
+        <w:pStyle w:val="ResponseComment"/>
+      </w:pPr>
+      <w:r>
+        <w:t xml:space="preserve">The spacing effect in Table 2 might depend on how trials are aggregated. Please</w:t>
+      </w:r>
+      <w:r>
+        <w:t xml:space="preserve"> </w:t>
+      </w:r>
+      <w:r>
+        <w:t xml:space="preserve">show that the effect is robust to reasonable alternative analyses.</w:t>
+      </w:r>
+    </w:p>
+    <w:bookmarkEnd w:id="23"/>
+    <w:p>
+      <w:pPr>
+        <w:pStyle w:val="ResponseLabel"/>
+      </w:pPr>
+      <w:r>
+        <w:rPr>
+          <w:b/>
+          <w:bCs/>
+        </w:rPr>
+        <w:t xml:space="preserve">Reply (partially addressed):</w:t>
+      </w:r>
+    </w:p>
+    <w:p>
+      <w:pPr>
+        <w:pStyle w:val="ResponseReply"/>
+      </w:pPr>
+      <w:r>
+        <w:t xml:space="preserve">The aggregation choice deserves a check, and we agree. The spacing effect holds</w:t>
+      </w:r>
+      <w:r>
+        <w:t xml:space="preserve"> </w:t>
+      </w:r>
+      <w:r>
+        <w:t xml:space="preserve">across the three analytic choices we considered, summarized in</w:t>
+      </w:r>
+      <w:r>
+        <w:t xml:space="preserve"> </w:t>
+      </w:r>
+      <w:hyperlink w:anchor="tbl-robustness">
+        <w:r>
+          <w:rPr>
+            <w:rStyle w:val="Hyperlink"/>
+          </w:rPr>
+          <w:t xml:space="preserve">Response Table 1</w:t>
+        </w:r>
+      </w:hyperlink>
+      <w:r>
+        <w:t xml:space="preserve">.</w:t>
+      </w:r>
+      <w:r>
+        <w:t xml:space="preserve"> </w:t>
+      </w:r>
+      <w:r>
+        <w:t xml:space="preserve">A fully nonparametric reanalysis of the trial-level data is still running; we</w:t>
+      </w:r>
+      <w:r>
+        <w:t xml:space="preserve"> </w:t>
+      </w:r>
+      <w:r>
+        <w:t xml:space="preserve">will add it if the editor considers it necessary, but the three analyses below</w:t>
+      </w:r>
+      <w:r>
+        <w:t xml:space="preserve"> </w:t>
+      </w:r>
+      <w:r>
+        <w:t xml:space="preserve">already span the alternatives the reviewer raises. The same robustness bears on</w:t>
+      </w:r>
+      <w:r>
+        <w:t xml:space="preserve"> </w:t>
+      </w:r>
+      <w:hyperlink w:anchor="cmt-2-1">
+        <w:r>
+          <w:rPr>
+            <w:rStyle w:val="Hyperlink"/>
+          </w:rPr>
+          <w:t xml:space="preserve">Comment 2.1</w:t>
+        </w:r>
+      </w:hyperlink>
+      <w:r>
+        <w:t xml:space="preserve">, where Reviewer 2 asks how our estimate compares with</w:t>
+      </w:r>
+      <w:r>
+        <w:t xml:space="preserve"> </w:t>
+      </w:r>
+      <w:r>
+        <w:t xml:space="preserve">prior work.</w:t>
+      </w:r>
+    </w:p>
+    <w:tbl>
+      <w:tblPr>
+        <w:tblStyle w:val="Table"/>
+        <w:tblW w:type="pct" w:w="5000"/>
+        <w:tblLayout w:type="fixed"/>
+        <w:tblLook w:firstRow="0" w:lastRow="0" w:firstColumn="0" w:lastColumn="0" w:noHBand="0" w:noVBand="0" w:val="0000"/>
+      </w:tblPr>
+      <w:tblGrid>
+        <w:gridCol w:w="7920"/>
+      </w:tblGrid>
+      <w:tr>
+        <w:tc>
+          <w:tcPr/>
+          <w:bookmarkStart w:id="24" w:name="tbl-robustness"/>
+          <w:p>
+            <w:pPr>
+              <w:pStyle w:val="ResponseReply"/>
+              <w:jc w:val="center"/>
+            </w:pPr>
+            <w:pPr>
+              <w:jc w:val="left"/>
+              <w:spacing w:before="200"/>
+              <w:pStyle w:val="ImageCaption"/>
+            </w:pPr>
+            <w:r>
+              <w:t xml:space="preserve">Response Table 1: The spacing effect under three analytic choices.</w:t>
+            </w:r>
+          </w:p>
+          <w:tbl>
+            <w:tblPr>
+              <w:tblStyle w:val="Table"/>
+              <w:tblW w:type="auto" w:w="0"/>
+              <w:tblLook w:firstRow="1" w:lastRow="0" w:firstColumn="0" w:lastColumn="0" w:noHBand="0" w:noVBand="0" w:val="0020"/>
+            </w:tblPr>
+            <w:tblGrid>
+              <w:gridCol w:w="2640"/>
+              <w:gridCol w:w="2640"/>
+              <w:gridCol w:w="2640"/>
+            </w:tblGrid>
+            <w:tr>
+              <w:trPr>
+                <w:tblHeader w:val="on"/>
+              </w:trPr>
+              <w:tc>
+                <w:tcPr/>
+                <w:p>
+                  <w:pPr>
+                    <w:pStyle w:val="Compact"/>
+                    <w:jc w:val="center"/>
+                  </w:pPr>
+                  <w:r>
+                    <w:t xml:space="preserve">Analysis</w:t>
+                  </w:r>
+                </w:p>
+              </w:tc>
+              <w:tc>
+                <w:tcPr/>
+                <w:p>
+                  <w:pPr>
+                    <w:pStyle w:val="Compact"/>
+                    <w:jc w:val="center"/>
+                  </w:pPr>
+                  <w:r>
+                    <w:t xml:space="preserve">Effect (</w:t>
+                  </w:r>
+                  <m:oMath>
+                    <m:sSub>
+                      <m:e>
+                        <m:r>
+                          <m:t>d</m:t>
+                        </m:r>
+                      </m:e>
+                      <m:sub>
+                        <m:r>
+                          <m:t>z</m:t>
+                        </m:r>
+                      </m:sub>
+                    </m:sSub>
+                  </m:oMath>
+                  <w:r>
+                    <w:t xml:space="preserve">)</w:t>
+                  </w:r>
+                </w:p>
+              </w:tc>
+              <w:tc>
+                <w:tcPr/>
+                <w:p>
+                  <w:pPr>
+                    <w:pStyle w:val="Compact"/>
+                    <w:jc w:val="center"/>
+                  </w:pPr>
+                  <w:r>
+                    <w:t xml:space="preserve">95% CI</w:t>
+                  </w:r>
+                </w:p>
+              </w:tc>
+            </w:tr>
+            <w:tr>
+              <w:tc>
+                <w:tcPr/>
+                <w:p>
+                  <w:pPr>
+                    <w:pStyle w:val="Compact"/>
+                    <w:jc w:val="center"/>
+                  </w:pPr>
+                  <w:r>
+                    <w:t xml:space="preserve">Primary (mean per condition)</w:t>
+                  </w:r>
+                </w:p>
+              </w:tc>
+              <w:tc>
+                <w:tcPr/>
+                <w:p>
+                  <w:pPr>
+                    <w:pStyle w:val="Compact"/>
+                    <w:jc w:val="center"/>
+                  </w:pPr>
+                  <w:r>
+                    <w:t xml:space="preserve">0.41</w:t>
+                  </w:r>
+                </w:p>
+              </w:tc>
+              <w:tc>
+                <w:tcPr/>
+                <w:p>
+                  <w:pPr>
+                    <w:pStyle w:val="Compact"/>
+                    <w:jc w:val="center"/>
+                  </w:pPr>
+                  <w:r>
+                    <w:t xml:space="preserve">[0.20, 0.62]</w:t>
+                  </w:r>
+                </w:p>
+              </w:tc>
+            </w:tr>
+            <w:tr>
+              <w:tc>
+                <w:tcPr/>
+                <w:p>
+                  <w:pPr>
+                    <w:pStyle w:val="Compact"/>
+                    <w:jc w:val="center"/>
+                  </w:pPr>
+                  <w:r>
+                    <w:t xml:space="preserve">Trimmed means (10%)</w:t>
+                  </w:r>
+                </w:p>
+              </w:tc>
+              <w:tc>
+                <w:tcPr/>
+                <w:p>
+                  <w:pPr>
+                    <w:pStyle w:val="Compact"/>
+                    <w:jc w:val="center"/>
+                  </w:pPr>
+                  <w:r>
+                    <w:t xml:space="preserve">0.38</w:t>
+                  </w:r>
+                </w:p>
+              </w:tc>
+              <w:tc>
+                <w:tcPr/>
+                <w:p>
+                  <w:pPr>
+                    <w:pStyle w:val="Compact"/>
+                    <w:jc w:val="center"/>
+                  </w:pPr>
+                  <w:r>
+                    <w:t xml:space="preserve">[0.17, 0.59]</w:t>
+                  </w:r>
+                </w:p>
+              </w:tc>
+            </w:tr>
+            <w:tr>
+              <w:tc>
+                <w:tcPr/>
+                <w:p>
+                  <w:pPr>
+                    <w:pStyle w:val="Compact"/>
+                    <w:jc w:val="center"/>
+                  </w:pPr>
+                  <w:r>
+                    <w:t xml:space="preserve">Mixed-effects (trial-level)</w:t>
+                  </w:r>
+                </w:p>
+              </w:tc>
+              <w:tc>
+                <w:tcPr/>
+                <w:p>
+                  <w:pPr>
+                    <w:pStyle w:val="Compact"/>
+                    <w:jc w:val="center"/>
+                  </w:pPr>
+                  <w:r>
+                    <w:t xml:space="preserve">0.43</w:t>
+                  </w:r>
+                </w:p>
+              </w:tc>
+              <w:tc>
+                <w:tcPr/>
+                <w:p>
+                  <w:pPr>
+                    <w:pStyle w:val="Compact"/>
+                    <w:jc w:val="center"/>
+                  </w:pPr>
+                  <w:r>
+                    <w:t xml:space="preserve">[0.24, 0.61]</w:t>
+                  </w:r>
+                </w:p>
+              </w:tc>
+            </w:tr>
+          </w:tbl>
+          <w:bookmarkEnd w:id="24"/>
+          <w:p/>
+        </w:tc>
+      </w:tr>
+    </w:tbl>
+    <w:p>
+      <w:pPr>
+        <w:pStyle w:val="ResponseLabel"/>
+      </w:pPr>
+      <w:r>
+        <w:rPr>
+          <w:b/>
+          <w:bCs/>
+        </w:rPr>
+        <w:t xml:space="preserve">Changes:</w:t>
+      </w:r>
+    </w:p>
+    <w:p>
+      <w:pPr>
+        <w:pStyle w:val="ResponseChangesList"/>
+      </w:pPr>
+      <w:r>
+        <w:t xml:space="preserve">• </w:t>
+      </w:r>
+      <w:r>
+        <w:rPr>
+          <w:b/>
+          <w:bCs/>
+        </w:rPr>
+        <w:t xml:space="preserve">Results</w:t>
+      </w:r>
+      <w:r>
+        <w:t xml:space="preserve">: robustness analyses added (p. 11)</w:t>
+      </w:r>
+    </w:p>
+    <w:p>
+      <w:pPr>
+        <w:pStyle w:val="ResponseChangesList"/>
+      </w:pPr>
+      <w:r>
+        <w:t xml:space="preserve">• </w:t>
+      </w:r>
+      <w:r>
+        <w:rPr>
+          <w:b/>
+          <w:bCs/>
+        </w:rPr>
+        <w:t xml:space="preserve">Supplement S2</w:t>
+      </w:r>
+      <w:r>
+        <w:t xml:space="preserve">: full analytic details and code</w:t>
+      </w:r>
+    </w:p>
+    <w:p>
+      <w:r>
+        <w:br w:type="page"/>
+      </w:r>
+    </w:p>
+    <w:bookmarkEnd w:id="25"/>
+    <w:bookmarkStart w:id="28" w:name="reviewer-2"/>
+    <w:p>
+      <w:pPr>
+        <w:pStyle w:val="Heading1"/>
+      </w:pPr>
+      <w:r>
+        <w:t xml:space="preserve">Reviewer 2</w:t>
+      </w:r>
+    </w:p>
+    <w:bookmarkStart w:id="26" w:name="cmt-2-1"/>
+    <w:p>
+      <w:pPr>
+        <w:pStyle w:val="ResponseLabel"/>
+      </w:pPr>
+      <w:r>
+        <w:rPr>
+          <w:b/>
+          <w:bCs/>
+        </w:rPr>
+        <w:t xml:space="preserve">Comment 2.1</w:t>
+      </w:r>
+    </w:p>
+    <w:p>
+      <w:pPr>
+        <w:pStyle w:val="ResponseComment"/>
+      </w:pPr>
+      <w:r>
+        <w:t xml:space="preserve">How does the size of the spacing effect here compare with previous estimates in</w:t>
+      </w:r>
+      <w:r>
+        <w:t xml:space="preserve"> </w:t>
+      </w:r>
+      <w:r>
+        <w:t xml:space="preserve">the literature? The Discussion treats it as novel without situating it.</w:t>
+      </w:r>
+    </w:p>
+    <w:bookmarkEnd w:id="26"/>
+    <w:p>
+      <w:pPr>
+        <w:pStyle w:val="ResponseLabel"/>
+      </w:pPr>
+      <w:r>
+        <w:rPr>
+          <w:b/>
+          <w:bCs/>
+        </w:rPr>
+        <w:t xml:space="preserve">Reply ✓:</w:t>
+      </w:r>
+    </w:p>
+    <w:p>
+      <w:pPr>
+        <w:pStyle w:val="ResponseReply"/>
+      </w:pPr>
+      <w:r>
+        <w:t xml:space="preserve">We have added a paragraph situating our estimate against prior work. The effect</w:t>
+      </w:r>
+      <w:r>
+        <w:t xml:space="preserve"> </w:t>
+      </w:r>
+      <w:r>
+        <w:t xml:space="preserve">we observe (</w:t>
+      </w:r>
+      <m:oMath>
+        <m:sSub>
+          <m:e>
+            <m:r>
+              <m:t>d</m:t>
+            </m:r>
+          </m:e>
+          <m:sub>
+            <m:r>
+              <m:t>z</m:t>
+            </m:r>
+          </m:sub>
+        </m:sSub>
+        <m:r>
+          <m:rPr>
+            <m:sty m:val="p"/>
+          </m:rPr>
+          <m:t>=</m:t>
+        </m:r>
+        <m:r>
+          <m:t>0.41</m:t>
+        </m:r>
+      </m:oMath>
+      <w:r>
+        <w:t xml:space="preserve">) sits within the range reported in earlier studies, and</w:t>
+      </w:r>
+      <w:r>
+        <w:t xml:space="preserve"> </w:t>
+      </w:r>
+      <w:r>
+        <w:t xml:space="preserve">the robustness analysis in</w:t>
+      </w:r>
+      <w:r>
+        <w:t xml:space="preserve"> </w:t>
+      </w:r>
+      <w:hyperlink w:anchor="cmt-1-2">
+        <w:r>
+          <w:rPr>
+            <w:rStyle w:val="Hyperlink"/>
+          </w:rPr>
+          <w:t xml:space="preserve">Comment 1.2</w:t>
+        </w:r>
+      </w:hyperlink>
+      <w:r>
+        <w:t xml:space="preserve"> </w:t>
+      </w:r>
+      <w:r>
+        <w:t xml:space="preserve">shows the estimate is stable</w:t>
+      </w:r>
+      <w:r>
+        <w:t xml:space="preserve"> </w:t>
+      </w:r>
+      <w:r>
+        <w:t xml:space="preserve">across analytic choices. We have toned down the</w:t>
+      </w:r>
+      <w:r>
+        <w:t xml:space="preserve"> </w:t>
+      </w:r>
+      <w:r>
+        <w:t xml:space="preserve">“novel”</w:t>
+      </w:r>
+      <w:r>
+        <w:t xml:space="preserve"> </w:t>
+      </w:r>
+      <w:r>
+        <w:t xml:space="preserve">framing accordingly.</w:t>
+      </w:r>
+    </w:p>
+    <w:p>
+      <w:pPr>
+        <w:pStyle w:val="ResponseLabel"/>
+      </w:pPr>
+      <w:r>
+        <w:rPr>
+          <w:b/>
+          <w:bCs/>
+        </w:rPr>
+        <w:t xml:space="preserve">Changes:</w:t>
+      </w:r>
+    </w:p>
+    <w:p>
+      <w:pPr>
+        <w:pStyle w:val="ResponseChangesList"/>
+      </w:pPr>
+      <w:r>
+        <w:t xml:space="preserve">• </w:t>
+      </w:r>
+      <w:r>
+        <w:rPr>
+          <w:b/>
+          <w:bCs/>
+        </w:rPr>
+        <w:t xml:space="preserve">Discussion</w:t>
+      </w:r>
+      <w:r>
+        <w:t xml:space="preserve">: paragraph relating the effect to prior estimates added (p. 14)</w:t>
+      </w:r>
+    </w:p>
+    <w:bookmarkStart w:id="27" w:name="cmt-2-2"/>
+    <w:p>
+      <w:pPr>
+        <w:pStyle w:val="ResponseLabel"/>
+      </w:pPr>
+      <w:r>
+        <w:rPr>
+          <w:b/>
+          <w:bCs/>
+        </w:rPr>
+        <w:t xml:space="preserve">Comment 2.2</w:t>
+      </w:r>
+    </w:p>
+    <w:p>
+      <w:pPr>
+        <w:pStyle w:val="ResponseComment"/>
+      </w:pPr>
+      <w:r>
+        <w:t xml:space="preserve">A six-month follow-up would considerably strengthen the claims about long-term</w:t>
+      </w:r>
+      <w:r>
+        <w:t xml:space="preserve"> </w:t>
+      </w:r>
+      <w:r>
+        <w:t xml:space="preserve">retention. I recommend collecting one.</w:t>
+      </w:r>
+    </w:p>
+    <w:bookmarkEnd w:id="27"/>
+    <w:p>
+      <w:pPr>
+        <w:pStyle w:val="ResponseLabel"/>
+      </w:pPr>
+      <w:r>
+        <w:rPr>
+          <w:b/>
+          <w:bCs/>
+        </w:rPr>
+        <w:t xml:space="preserve">Reply (respectfully declined):</w:t>
+      </w:r>
+    </w:p>
+    <w:p>
+      <w:pPr>
+        <w:pStyle w:val="ResponseReply"/>
+      </w:pPr>
+      <w:r>
+        <w:t xml:space="preserve">We see the value of a six-month follow-up and considered it seriously. For this</w:t>
+      </w:r>
+      <w:r>
+        <w:t xml:space="preserve"> </w:t>
+      </w:r>
+      <w:r>
+        <w:t xml:space="preserve">revision we respectfully decline to collect new data: our claims concern the</w:t>
+      </w:r>
+      <w:r>
+        <w:t xml:space="preserve"> </w:t>
+      </w:r>
+      <w:r>
+        <w:t xml:space="preserve">one-week interval we tested, which we now state explicitly, and a six-month</w:t>
+      </w:r>
+      <w:r>
+        <w:t xml:space="preserve"> </w:t>
+      </w:r>
+      <w:r>
+        <w:t xml:space="preserve">follow-up would pose a different question rather than strengthen the present one.</w:t>
+      </w:r>
+      <w:r>
+        <w:t xml:space="preserve"> </w:t>
+      </w:r>
+      <w:r>
+        <w:t xml:space="preserve">We name it as the natural next step in the Discussion.</w:t>
+      </w:r>
+    </w:p>
+    <w:p>
+      <w:pPr>
+        <w:pStyle w:val="ResponseLabel"/>
+      </w:pPr>
+      <w:r>
+        <w:rPr>
+          <w:b/>
+          <w:bCs/>
+        </w:rPr>
+        <w:t xml:space="preserve">Changes:</w:t>
+      </w:r>
+    </w:p>
+    <w:p>
+      <w:pPr>
+        <w:pStyle w:val="ResponseChangesList"/>
+      </w:pPr>
+      <w:r>
+        <w:t xml:space="preserve">• </w:t>
+      </w:r>
+      <w:r>
+        <w:rPr>
+          <w:b/>
+          <w:bCs/>
+        </w:rPr>
+        <w:t xml:space="preserve">Discussion</w:t>
+      </w:r>
+      <w:r>
+        <w:t xml:space="preserve">: retention claim scoped to the tested interval; six-month</w:t>
+      </w:r>
+      <w:r>
+        <w:t xml:space="preserve"> </w:t>
+      </w:r>
+      <w:r>
+        <w:t xml:space="preserve">follow-up named as future work (p. 15)</w:t>
+      </w:r>
+    </w:p>
+    <w:p>
+      <w:pPr>
+        <w:pStyle w:val="BodyText"/>
+      </w:pPr>
+      <w:r>
+        <w:t xml:space="preserve">Sincerely,</w:t>
+      </w:r>
+    </w:p>
+    <w:p>
+      <w:pPr>
+        <w:pStyle w:val="BodyText"/>
+      </w:pPr>
+      <w:r>
+        <w:t xml:space="preserve">Jane Doe</w:t>
+      </w:r>
+      <w:r>
+        <w:br/>
+      </w:r>
+      <w:r>
+        <w:t xml:space="preserve">on behalf of all authors</w:t>
+      </w:r>
+    </w:p>
+    <w:bookmarkEnd w:id="28"/>
     <w:sectPr>
+      <w:headerReference r:id="rId9" w:type="default"/>
+      <w:headerReference r:id="rId10" w:type="first"/>
+      <w:footerReference r:id="rId11" w:type="default"/>
       <w:footnotePr>
         <w:numRestart w:val="eachSect"/>
       </w:footnotePr>
+      <w:titlePg/>
     </w:sectPr>
   </w:body>
 </w:document>
@@ -680,6 +1266,22 @@
 <w:comments xmlns:w="http://schemas.openxmlformats.org/wordprocessingml/2006/main" xmlns:m="http://schemas.openxmlformats.org/officeDocument/2006/math" xmlns:r="http://schemas.openxmlformats.org/officeDocument/2006/relationships" xmlns:o="urn:schemas-microsoft-com:office:office" xmlns:v="urn:schemas-microsoft-com:vml" xmlns:w10="urn:schemas-microsoft-com:office:word" xmlns:a="http://schemas.openxmlformats.org/drawingml/2006/main" xmlns:pic="http://schemas.openxmlformats.org/drawingml/2006/picture" xmlns:wp="http://schemas.openxmlformats.org/drawingml/2006/wordprocessingDrawing"/>
 </file>
 
+<file path=word/footer1.xml><?xml version="1.0" encoding="utf-8"?>
+<w:ftr xmlns:w="http://schemas.openxmlformats.org/wordprocessingml/2006/main" xmlns:r="http://schemas.openxmlformats.org/officeDocument/2006/relationships">
+  <w:p>
+    <w:pPr>
+      <w:pStyle w:val="Footer"/>
+      <w:jc w:val="center"/>
+    </w:pPr>
+    <w:fldSimple w:instr=" PAGE \* MERGEFORMAT ">
+      <w:r>
+        <w:t>1</w:t>
+      </w:r>
+    </w:fldSimple>
+  </w:p>
+</w:ftr>
+</file>
+
 <file path=word/footnotes.xml><?xml version="1.0" encoding="utf-8"?>
 <w:footnotes xmlns:w="http://schemas.openxmlformats.org/wordprocessingml/2006/main" xmlns:m="http://schemas.openxmlformats.org/officeDocument/2006/math" xmlns:r="http://schemas.openxmlformats.org/officeDocument/2006/relationships" xmlns:o="urn:schemas-microsoft-com:office:office" xmlns:v="urn:schemas-microsoft-com:vml" xmlns:w10="urn:schemas-microsoft-com:office:word" xmlns:a="http://schemas.openxmlformats.org/drawingml/2006/main" xmlns:pic="http://schemas.openxmlformats.org/drawingml/2006/picture" xmlns:wp="http://schemas.openxmlformats.org/drawingml/2006/wordprocessingDrawing">
   <w:footnote w:type="continuationSeparator" w:id="0">
@@ -697,6 +1299,43 @@
     </w:p>
   </w:footnote>
 </w:footnotes>
+</file>
+
+<file path=word/header1.xml><?xml version="1.0" encoding="utf-8"?>
+<w:hdr xmlns:w="http://schemas.openxmlformats.org/wordprocessingml/2006/main" xmlns:r="http://schemas.openxmlformats.org/officeDocument/2006/relationships">
+  <w:p>
+    <w:pPr>
+      <w:pStyle w:val="Header"/>
+    </w:pPr>
+    <w:fldSimple w:instr=" TITLE \* MERGEFORMAT ">
+      <w:r>
+        <w:rPr>
+          <w:i/>
+        </w:rPr>
+        <w:t>Response to Reviewers</w:t>
+      </w:r>
+    </w:fldSimple>
+    <w:r>
+      <w:tab/>
+      <w:tab/>
+    </w:r>
+    <w:fldSimple w:instr=" STYLEREF &quot;Heading 1&quot; \* MERGEFORMAT ">
+      <w:r>
+        <w:t>Reviewer 1</w:t>
+      </w:r>
+    </w:fldSimple>
+  </w:p>
+</w:hdr>
+</file>
+
+<file path=word/header2.xml><?xml version="1.0" encoding="utf-8"?>
+<w:hdr xmlns:w="http://schemas.openxmlformats.org/wordprocessingml/2006/main" xmlns:r="http://schemas.openxmlformats.org/officeDocument/2006/relationships">
+  <w:p>
+    <w:pPr>
+      <w:pStyle w:val="Header"/>
+    </w:pPr>
+  </w:p>
+</w:hdr>
 </file>
 
 <file path=word/numbering.xml><?xml version="1.0" encoding="utf-8"?>
@@ -884,12 +1523,6 @@
     <w:abstractNumId w:val="990"/>
   </w:num>
   <w:num w:numId="1001">
-    <w:abstractNumId w:val="991"/>
-  </w:num>
-  <w:num w:numId="1002">
-    <w:abstractNumId w:val="991"/>
-  </w:num>
-  <w:num w:numId="1003">
     <w:abstractNumId w:val="991"/>
   </w:num>
 </w:numbering>
@@ -1586,6 +2219,15 @@
       <w:i/>
     </w:rPr>
   </w:style>
+  <w:style w:customStyle="1" w:styleId="ResponseCommentList" w:type="paragraph">
+    <w:name w:val="Response Comment List"/>
+    <w:basedOn w:val="ResponseComment"/>
+    <w:qFormat/>
+    <w:pPr>
+      <w:spacing w:after="40" w:before="20"/>
+      <w:ind w:hanging="255" w:left="425" w:right="113"/>
+    </w:pPr>
+  </w:style>
   <w:style w:customStyle="1" w:styleId="ResponseReply" w:type="paragraph">
     <w:name w:val="Response Reply"/>
     <w:basedOn w:val="BodyText"/>
@@ -1594,9 +2236,18 @@
       <w:pBdr>
         <w:left w:color="1E90FF" w:space="4" w:sz="18" w:val="single"/>
       </w:pBdr>
-      <w:shd w:color="auto" w:fill="F6FAFF" w:val="clear"/>
+      <w:shd w:color="auto" w:fill="F6FBFF" w:val="clear"/>
       <w:spacing w:after="120" w:before="40"/>
       <w:ind w:left="170" w:right="113"/>
+    </w:pPr>
+  </w:style>
+  <w:style w:customStyle="1" w:styleId="ResponseReplyList" w:type="paragraph">
+    <w:name w:val="Response Reply List"/>
+    <w:basedOn w:val="ResponseReply"/>
+    <w:qFormat/>
+    <w:pPr>
+      <w:spacing w:after="40" w:before="20"/>
+      <w:ind w:hanging="255" w:left="425" w:right="113"/>
     </w:pPr>
   </w:style>
   <w:style w:customStyle="1" w:styleId="ResponseChanges" w:type="paragraph">
@@ -1607,9 +2258,18 @@
       <w:pBdr>
         <w:left w:color="8FBC8F" w:space="4" w:sz="18" w:val="single"/>
       </w:pBdr>
-      <w:shd w:color="auto" w:fill="F1F7F1" w:val="clear"/>
+      <w:shd w:color="auto" w:fill="F2F7F2" w:val="clear"/>
       <w:spacing w:after="120" w:before="40"/>
       <w:ind w:left="170" w:right="113"/>
+    </w:pPr>
+  </w:style>
+  <w:style w:customStyle="1" w:styleId="ResponseChangesList" w:type="paragraph">
+    <w:name w:val="Response Changes List"/>
+    <w:basedOn w:val="ResponseChanges"/>
+    <w:qFormat/>
+    <w:pPr>
+      <w:spacing w:after="40" w:before="20"/>
+      <w:ind w:hanging="255" w:left="425" w:right="113"/>
     </w:pPr>
   </w:style>
   <w:style w:customStyle="1" w:styleId="ResponseQuote" w:type="paragraph">
@@ -1620,9 +2280,18 @@
       <w:pBdr>
         <w:left w:color="696969" w:space="4" w:sz="24" w:val="single"/>
       </w:pBdr>
-      <w:shd w:color="auto" w:fill="F5F5F5" w:val="clear"/>
+      <w:shd w:color="auto" w:fill="F4F4F4" w:val="clear"/>
       <w:spacing w:after="120" w:before="40"/>
       <w:ind w:left="170" w:right="113"/>
+    </w:pPr>
+  </w:style>
+  <w:style w:customStyle="1" w:styleId="ResponseQuoteList" w:type="paragraph">
+    <w:name w:val="Response Quote List"/>
+    <w:basedOn w:val="ResponseQuote"/>
+    <w:qFormat/>
+    <w:pPr>
+      <w:spacing w:after="40" w:before="20"/>
+      <w:ind w:hanging="255" w:left="425" w:right="113"/>
     </w:pPr>
   </w:style>
   <w:style w:type="paragraph" w:customStyle="1" w:styleId="SourceCode">

--- a/examples/example.docx
+++ b/examples/example.docx
@@ -89,31 +89,31 @@
         <w:pStyle w:val="BodyText"/>
       </w:pPr>
       <w:r>
-        <w:t xml:space="preserve">Thank you for the opportunity to revise our manuscript. We have addressed every</w:t>
-      </w:r>
-      <w:r>
-        <w:t xml:space="preserve"> </w:t>
-      </w:r>
-      <w:r>
-        <w:t xml:space="preserve">comment from you and both reviewers point-by-point below. Reviewer comments</w:t>
-      </w:r>
-      <w:r>
-        <w:t xml:space="preserve"> </w:t>
-      </w:r>
-      <w:r>
-        <w:t xml:space="preserve">appear in red boxes, our replies in blue boxes, verbatim text from the revised</w:t>
-      </w:r>
-      <w:r>
-        <w:t xml:space="preserve"> </w:t>
-      </w:r>
-      <w:r>
-        <w:t xml:space="preserve">manuscript in grey boxes, and the resulting changes in green boxes. All page</w:t>
-      </w:r>
-      <w:r>
-        <w:t xml:space="preserve"> </w:t>
-      </w:r>
-      <w:r>
-        <w:t xml:space="preserve">numbers refer to the revised manuscript with tracked changes.</w:t>
+        <w:t xml:space="preserve">Thank you for the opportunity to revise our manuscript. We address every</w:t>
+      </w:r>
+      <w:r>
+        <w:t xml:space="preserve"> </w:t>
+      </w:r>
+      <w:r>
+        <w:t xml:space="preserve">comment point-by-point below: reviewer comments in red boxes, our replies in</w:t>
+      </w:r>
+      <w:r>
+        <w:t xml:space="preserve"> </w:t>
+      </w:r>
+      <w:r>
+        <w:t xml:space="preserve">blue, verbatim text from the revised manuscript in grey, and the resulting</w:t>
+      </w:r>
+      <w:r>
+        <w:t xml:space="preserve"> </w:t>
+      </w:r>
+      <w:r>
+        <w:t xml:space="preserve">changes in green. All page numbers refer to the revised manuscript with</w:t>
+      </w:r>
+      <w:r>
+        <w:t xml:space="preserve"> </w:t>
+      </w:r>
+      <w:r>
+        <w:t xml:space="preserve">tracked changes.</w:t>
       </w:r>
     </w:p>
     <w:p>
@@ -246,19 +246,19 @@
         <w:pStyle w:val="ResponseComment"/>
       </w:pPr>
       <w:r>
-        <w:t xml:space="preserve">Both reviewers find the question timely and the design sound. They converge,</w:t>
-      </w:r>
-      <w:r>
-        <w:t xml:space="preserve"> </w:t>
-      </w:r>
-      <w:r>
-        <w:t xml:space="preserve">however, on the analysis: the sample-size justification and the robustness of</w:t>
-      </w:r>
-      <w:r>
-        <w:t xml:space="preserve"> </w:t>
-      </w:r>
-      <w:r>
-        <w:t xml:space="preserve">the central effect both need strengthening before the paper can be accepted.</w:t>
+        <w:t xml:space="preserve">Both reviewers find the question timely and the design sound, but converge</w:t>
+      </w:r>
+      <w:r>
+        <w:t xml:space="preserve"> </w:t>
+      </w:r>
+      <w:r>
+        <w:t xml:space="preserve">on two analysis concerns: the sample-size justification and the robustness</w:t>
+      </w:r>
+      <w:r>
+        <w:t xml:space="preserve"> </w:t>
+      </w:r>
+      <w:r>
+        <w:t xml:space="preserve">of the central effect.</w:t>
       </w:r>
     </w:p>
     <w:p>
@@ -278,22 +278,19 @@
         <w:pStyle w:val="ResponseReply"/>
       </w:pPr>
       <w:r>
-        <w:t xml:space="preserve">We thank the editor for handling our manuscript and for the concise synthesis</w:t>
-      </w:r>
-      <w:r>
-        <w:t xml:space="preserve"> </w:t>
-      </w:r>
-      <w:r>
-        <w:t xml:space="preserve">of the reviews. We have strengthened both points the reviewers raise: the</w:t>
-      </w:r>
-      <w:r>
-        <w:t xml:space="preserve"> </w:t>
-      </w:r>
-      <w:r>
-        <w:t xml:space="preserve">sample size is now justified by an a priori power analysis (see</w:t>
-      </w:r>
-      <w:r>
-        <w:t xml:space="preserve"> </w:t>
+        <w:t xml:space="preserve">We thank the editor for the concise synthesis. Both points are addressed in</w:t>
+      </w:r>
+      <w:r>
+        <w:t xml:space="preserve"> </w:t>
+      </w:r>
+      <w:r>
+        <w:t xml:space="preserve">full: the sample size is now justified by an a priori power analysis</w:t>
+      </w:r>
+      <w:r>
+        <w:t xml:space="preserve"> </w:t>
+      </w:r>
+      <w:r>
+        <w:t xml:space="preserve">(</w:t>
       </w:r>
       <w:hyperlink w:anchor="cmt-1-1">
         <w:r>
@@ -310,10 +307,7 @@
         <w:t xml:space="preserve"> </w:t>
       </w:r>
       <w:r>
-        <w:t xml:space="preserve">analytic choices (see</w:t>
-      </w:r>
-      <w:r>
-        <w:t xml:space="preserve"> </w:t>
+        <w:t xml:space="preserve">analytic choices (</w:t>
       </w:r>
       <w:hyperlink w:anchor="cmt-1-2">
         <w:r>
@@ -345,13 +339,13 @@
         <w:pStyle w:val="ResponseComment"/>
       </w:pPr>
       <w:r>
-        <w:t xml:space="preserve">Please confirm that the data and analysis scripts are available, and state</w:t>
-      </w:r>
-      <w:r>
-        <w:t xml:space="preserve"> </w:t>
-      </w:r>
-      <w:r>
-        <w:t xml:space="preserve">where, in line with the journal’s open-science policy.</w:t>
+        <w:t xml:space="preserve">Please confirm that the data and analysis scripts are openly available, in</w:t>
+      </w:r>
+      <w:r>
+        <w:t xml:space="preserve"> </w:t>
+      </w:r>
+      <w:r>
+        <w:t xml:space="preserve">line with the journal’s open-science policy.</w:t>
       </w:r>
     </w:p>
     <w:bookmarkEnd w:id="20"/>
@@ -372,18 +366,13 @@
         <w:pStyle w:val="ResponseReply"/>
       </w:pPr>
       <w:r>
-        <w:t xml:space="preserve">The data and analysis scripts are openly available on the OSF (link in the</w:t>
-      </w:r>
-      <w:r>
-        <w:t xml:space="preserve"> </w:t>
-      </w:r>
-      <w:r>
-        <w:t xml:space="preserve">manuscript). We now state this in a Data Availability statement (p. 18).</w:t>
-      </w:r>
-    </w:p>
-    <w:p>
-      <w:r>
-        <w:br w:type="page"/>
+        <w:t xml:space="preserve">Both are available on the OSF; we now say so in a Data Availability</w:t>
+      </w:r>
+      <w:r>
+        <w:t xml:space="preserve"> </w:t>
+      </w:r>
+      <w:r>
+        <w:t xml:space="preserve">statement (p. 18).</w:t>
       </w:r>
     </w:p>
     <w:bookmarkEnd w:id="21"/>
